--- a/project_details/Andria Crowjoy/Additional Text (link)/Additional Text (Link).docx
+++ b/project_details/Andria Crowjoy/Additional Text (link)/Additional Text (Link).docx
@@ -10,7 +10,7 @@
         <w:rPr>
           <w:rtl w:val="0"/>
         </w:rPr>
-        <w:t xml:space="preserve">Link to retreat space where Andrea’s piece was created: </w:t>
+        <w:t xml:space="preserve">Link to retreat space where Andria’s piece was created: </w:t>
       </w:r>
       <w:hyperlink r:id="rId6">
         <w:r>
